--- a/FBD-Tema3/Actividad 3.1 Resumen_CynthiaMorales_6ISCM.docx
+++ b/FBD-Tema3/Actividad 3.1 Resumen_CynthiaMorales_6ISCM.docx
@@ -342,7 +342,7 @@
           <w:sz w:val="28"/>
           <w:szCs w:val="28"/>
         </w:rPr>
-        <w:t xml:space="preserve">Cuadro comparativo </w:t>
+        <w:t>Resumen</w:t>
       </w:r>
     </w:p>
     <w:p>
@@ -434,47 +434,7 @@
           <w:sz w:val="28"/>
           <w:szCs w:val="28"/>
         </w:rPr>
-        <w:t>1</w:t>
-      </w:r>
-      <w:r>
-        <w:rPr>
-          <w:rFonts w:cs="Arial"/>
-          <w:b/>
-          <w:bCs/>
-          <w:sz w:val="28"/>
-          <w:szCs w:val="28"/>
-        </w:rPr>
-        <w:t>0</w:t>
-      </w:r>
-      <w:r>
-        <w:rPr>
-          <w:rFonts w:cs="Arial"/>
-          <w:b/>
-          <w:bCs/>
-          <w:sz w:val="28"/>
-          <w:szCs w:val="28"/>
-        </w:rPr>
-        <w:t>/0</w:t>
-      </w:r>
-      <w:r>
-        <w:rPr>
-          <w:rFonts w:cs="Arial"/>
-          <w:b/>
-          <w:bCs/>
-          <w:sz w:val="28"/>
-          <w:szCs w:val="28"/>
-        </w:rPr>
-        <w:t>5</w:t>
-      </w:r>
-      <w:r>
-        <w:rPr>
-          <w:rFonts w:cs="Arial"/>
-          <w:b/>
-          <w:bCs/>
-          <w:sz w:val="28"/>
-          <w:szCs w:val="28"/>
-        </w:rPr>
-        <w:t>/2026</w:t>
+        <w:t>10/05/2026</w:t>
       </w:r>
     </w:p>
     <w:p>
@@ -550,23 +510,7 @@
           <w:sz w:val="28"/>
           <w:szCs w:val="28"/>
         </w:rPr>
-        <w:t xml:space="preserve">A </w:t>
-      </w:r>
-      <w:r>
-        <w:rPr>
-          <w:rFonts w:cs="Arial"/>
-          <w:sz w:val="28"/>
-          <w:szCs w:val="28"/>
-        </w:rPr>
-        <w:t>10 de Mayo</w:t>
-      </w:r>
-      <w:r>
-        <w:rPr>
-          <w:rFonts w:cs="Arial"/>
-          <w:sz w:val="28"/>
-          <w:szCs w:val="28"/>
-        </w:rPr>
-        <w:t xml:space="preserve"> </w:t>
+        <w:t xml:space="preserve">A 10 de Mayo </w:t>
       </w:r>
       <w:r>
         <w:rPr>
@@ -1593,6 +1537,10 @@
     <w:sdt>
       <w:sdtPr>
         <w:rPr>
+          <w:rFonts w:asciiTheme="minorHAnsi" w:eastAsiaTheme="minorHAnsi" w:hAnsiTheme="minorHAnsi" w:cstheme="minorBidi"/>
+          <w:color w:val="auto"/>
+          <w:sz w:val="24"/>
+          <w:szCs w:val="24"/>
           <w:lang w:val="es-ES"/>
         </w:rPr>
         <w:id w:val="-1370764252"/>
@@ -1603,10 +1551,6 @@
       </w:sdtPr>
       <w:sdtEndPr>
         <w:rPr>
-          <w:rFonts w:asciiTheme="minorHAnsi" w:eastAsiaTheme="minorHAnsi" w:hAnsiTheme="minorHAnsi" w:cstheme="minorBidi"/>
-          <w:color w:val="auto"/>
-          <w:sz w:val="24"/>
-          <w:szCs w:val="24"/>
           <w:lang w:val="es-MX"/>
         </w:rPr>
       </w:sdtEndPr>
@@ -2605,6 +2549,7 @@
   <w:style w:type="character" w:default="1" w:styleId="Fuentedeprrafopredeter">
     <w:name w:val="Default Paragraph Font"/>
     <w:uiPriority w:val="1"/>
+    <w:semiHidden/>
     <w:unhideWhenUsed/>
   </w:style>
   <w:style w:type="table" w:default="1" w:styleId="Tablanormal">
